--- a/The Dolphins' View of History/chapters/09 - The Subcontinent - Zero, Gods, and Glorious Complexity.docx
+++ b/The Dolphins' View of History/chapters/09 - The Subcontinent - Zero, Gods, and Glorious Complexity.docx
@@ -18,7 +18,7 @@
           <w:sz w:val="36"/>
           <w:szCs w:val="36"/>
         </w:rPr>
-        <w:t xml:space="preserve">Chapter 9: The Subcontinent — Zero, Gods, and Glorious Complexity</w:t>
+        <w:t xml:space="preserve">2600 BCE to 550 CE: The Subcontinent — Zero, Gods, and Glorious Complexity</w:t>
       </w:r>
     </w:p>
     <w:p>

--- a/The Dolphins' View of History/chapters/09 - The Subcontinent - Zero, Gods, and Glorious Complexity.docx
+++ b/The Dolphins' View of History/chapters/09 - The Subcontinent - Zero, Gods, and Glorious Complexity.docx
@@ -42,7 +42,7 @@
         <w:spacing w:after="200"/>
       </w:pPr>
       <w:r>
-        <w:t xml:space="preserve">The Harappans also had a script, carved on thousands of small stone seals, which nobody has ever managed to read. Some scholars doubt it records a language at all. It makes them the only major civilization of their age whose own account of itself is missing, a filing error dolphin scholarship considers the most tantalizing in the archive. Around 1900 BCE the cities emptied; shifting rivers and a weakening monsoon are the usual suspects, and the case remains open.</w:t>
+        <w:t xml:space="preserve">The Harappans also had a script, carved on thousands of small stone seals, which nobody has ever managed to read. Some scholars doubt it records a language at all. It makes them one of the very few major civilizations of the ancient world whose own account of itself cannot be read (Crete's Linear A is another), a filing error dolphin scholarship considers the most tantalizing in the archive. Around 1900 BCE the cities emptied; shifting rivers and a weakening monsoon are the usual suspects, and the case remains open.</w:t>
       </w:r>
     </w:p>
     <w:p>
@@ -78,7 +78,7 @@
         <w:spacing w:after="200"/>
       </w:pPr>
       <w:r>
-        <w:t xml:space="preserve">It also carried, and honest scholarship has to say so, a hierarchy of birth. The caste system assigned occupation and rank by ancestry, and ranked some people so low that they were treated as untouchable. It lasted for more than two thousand years, was outlawed in independent India's constitution in 1950, and is, in practice, still being asked to leave.</w:t>
+        <w:t xml:space="preserve">It also carried, and honest scholarship has to say so, a hierarchy of birth. Caste ranked people by ancestry and occupation and placed some so low that they were treated as untouchable. Historians disagree about how rigid the system was in different regions and centuries, and some argue that British censuses and administration hardened categories that had been more fluid; none argues that the hierarchy was a British invention. Independent India's constitution abolished untouchability in 1950 and prohibited discrimination by caste. In marriages, villages, and job markets, caste is still being asked to leave.</w:t>
       </w:r>
     </w:p>
     <w:p>
@@ -150,7 +150,7 @@
           <w:i/>
           <w:iCs/>
         </w:rPr>
-        <w:t xml:space="preserve">India gave the rest of humanity its numbers, its zero, its chess, and one of its most durable arguments for non-violence, and retained a hierarchy of birth that took two thousand years to outlaw and is taking longer to retire. The dolphin file on the subcontinent, opened long ago, carries two marginal notes: “High intellectual output” and “Excessive complexity.” The second is under review, on the grounds that a civilization able to invent nothing, properly, as a number, can hardly be blamed for the quantity of everything else.</w:t>
+        <w:t xml:space="preserve">India gave the rest of humanity its numbers, its zero, its chess, and one of its most durable arguments for non-violence, and kept a hierarchy of birth that took until 1950 to outlaw and is taking longer to retire. The dolphin file on the subcontinent, opened long ago, carries two marginal notes: “High intellectual output” and “Excessive complexity.” The second is under review, on the grounds that a civilization able to invent nothing, properly, as a number, can hardly be blamed for the quantity of everything else.</w:t>
       </w:r>
     </w:p>
     <w:sectPr>

--- a/The Dolphins' View of History/chapters/09 - The Subcontinent - Zero, Gods, and Glorious Complexity.docx
+++ b/The Dolphins' View of History/chapters/09 - The Subcontinent - Zero, Gods, and Glorious Complexity.docx
@@ -9,6 +9,7 @@
         <w:jc w:val="center"/>
         <w:outlineLvl w:val="0"/>
       </w:pPr>
+      <w:bookmarkStart w:name="_Chapter036" w:id="1"/>
       <w:r>
         <w:rPr>
           <w:rFonts w:ascii="Amazon Ember" w:cs="Amazon Ember" w:eastAsia="Amazon Ember" w:hAnsi="Amazon Ember"/>
@@ -20,6 +21,7 @@
         </w:rPr>
         <w:t xml:space="preserve">2600 BCE to 550 CE: The Subcontinent — Zero, Gods, and Glorious Complexity</w:t>
       </w:r>
+      <w:bookmarkEnd w:id="1"/>
     </w:p>
     <w:p>
       <w:pPr>
@@ -42,7 +44,7 @@
         <w:spacing w:after="200"/>
       </w:pPr>
       <w:r>
-        <w:t xml:space="preserve">The Harappans also had a script, carved on thousands of small stone seals, which nobody has ever managed to read. Some scholars doubt it records a language at all. It makes them one of the very few major civilizations of the ancient world whose own account of itself cannot be read (Crete's Linear A is another), a filing error dolphin scholarship considers the most tantalizing in the archive. Around 1900 BCE the cities emptied; shifting rivers and a weakening monsoon are the usual suspects, and the case remains open.</w:t>
+        <w:t xml:space="preserve">The Harappans also had a script, carved on thousands of small stone seals, which nobody has ever managed to read. Some scholars doubt it records a language at all. It makes them one of the very few major civilizations of the ancient world whose own account of itself cannot be read (Crete’s Linear A is another), a filing error dolphin scholarship considers the most tantalizing in the archive. Around 1900 BCE the cities emptied; shifting rivers and a weakening monsoon are the usual suspects, and the case remains open.</w:t>
       </w:r>
     </w:p>
     <w:p>
@@ -78,7 +80,7 @@
         <w:spacing w:after="200"/>
       </w:pPr>
       <w:r>
-        <w:t xml:space="preserve">It also carried, and honest scholarship has to say so, a hierarchy of birth. Caste ranked people by ancestry and occupation and placed some so low that they were treated as untouchable. Historians disagree about how rigid the system was in different regions and centuries, and some argue that British censuses and administration hardened categories that had been more fluid; none argues that the hierarchy was a British invention. Independent India's constitution abolished untouchability in 1950 and prohibited discrimination by caste. In marriages, villages, and job markets, caste is still being asked to leave.</w:t>
+        <w:t xml:space="preserve">It also carried, and honest scholarship has to say so, a hierarchy of birth. Caste ranked people by ancestry and occupation and placed some so low that they were treated as untouchable. Historians disagree about how rigid the system was in different regions and centuries, and some argue that British censuses and administration hardened categories that had been more fluid; none argues that the hierarchy was a British invention. Independent India’s constitution abolished untouchability in 1950 and prohibited discrimination by caste. In marriages, villages, and job markets, caste is still being asked to leave.</w:t>
       </w:r>
     </w:p>
     <w:p>
@@ -102,31 +104,31 @@
         <w:spacing w:after="200"/>
       </w:pPr>
       <w:r>
-        <w:t xml:space="preserve">Political unity came in the 4th century BCE. The Mauryan Empire, founded by Chandragupta around 321 BCE, a few years after Alexander's weary army turned back at the edge of the subcontinent, ruled most of it. Its chief minister, traditionally Kautilya, is credited with the Arthashastra, a manual of statecraft so cheerfully ruthless, with careful chapters on spies, poisoners, and economic warfare, that dolphin historians describe it as Machiavelli, nearly two thousand years early and with a better index. (Chandragupta's grandson Ashoka turns up again, in a considerably better mood, in the chapter on the great faiths.)</w:t>
-      </w:r>
-    </w:p>
-    <w:p>
-      <w:pPr>
-        <w:spacing w:after="200"/>
-      </w:pPr>
-      <w:r>
-        <w:t xml:space="preserve">The Gupta period, from about 320 to 550 CE, is what historians call India's golden age, and the dolphins, for once, agree with them, chiefly on account of numbers. Indian mathematicians perfected a place-value system in which ten symbols, including a zero, can write any number there is. A dot marking an empty place appears in Indian manuscripts within the first few centuries CE, and by 628 CE Brahmagupta was writing out rules for arithmetic with zero treated as a number in its own right. Aryabhata, working in the 5th century, calculated pi to four decimal places and proposed that the apparent turning of the heavens was caused by the Earth turning on its axis. The Gupta era also gave the world chaturanga, the ancestor of chess, a game in which armies fight on a small board, presumably in the hope that people would keep it there.</w:t>
-      </w:r>
-    </w:p>
-    <w:p>
-      <w:pPr>
-        <w:spacing w:after="200"/>
-      </w:pPr>
-      <w:r>
-        <w:t xml:space="preserve">The system traveled west through the Islamic world, where al-Khwarizmi's writings helped spread it, and reached Europe through merchants and, in 1202, Fibonacci's book on calculation. Europeans called the result Arabic numerals and have been slightly wrong about it ever since.</w:t>
-      </w:r>
-    </w:p>
-    <w:p>
-      <w:pPr>
-        <w:spacing w:after="200"/>
-      </w:pPr>
-      <w:r>
-        <w:t xml:space="preserve">The Gupta empire broke up under pressure from nomadic invaders in the 6th century. The subcontinent's later visitors, from the Delhi sultans and the Mughals to the East India Company, are a story for a later chapter.</w:t>
+        <w:t xml:space="preserve">Political unity came in the 4th century BCE. The Mauryan Empire, founded by Chandragupta around 321 BCE, a few years after Alexander’s weary army turned back at the edge of the subcontinent, ruled most of it. Its chief minister, traditionally Kautilya, is credited with the Arthashastra, a manual of statecraft so cheerfully ruthless, with careful chapters on spies, poisoners, and economic warfare, that dolphin historians describe it as Machiavelli, nearly two thousand years early and with a better index. (Chandragupta’s grandson Ashoka turns up again, in a considerably better mood, in the chapter on the great faiths.)</w:t>
+      </w:r>
+    </w:p>
+    <w:p>
+      <w:pPr>
+        <w:spacing w:after="200"/>
+      </w:pPr>
+      <w:r>
+        <w:t xml:space="preserve">The Gupta period, from about 320 to 550 CE, is what historians call India’s golden age, and the dolphins, for once, agree with them, chiefly on account of numbers. Indian mathematicians perfected a place-value system in which ten symbols, including a zero, can write any number there is. A dot marking an empty place appears in Indian manuscripts within the first few centuries CE, and by 628 CE Brahmagupta was writing out rules for arithmetic with zero treated as a number in its own right. Aryabhata, working in the 5th century, calculated pi to four decimal places and proposed that the apparent turning of the heavens was caused by the Earth turning on its axis. The Gupta era also gave the world chaturanga, the ancestor of chess, a game in which armies fight on a small board, presumably in the hope that people would keep it there.</w:t>
+      </w:r>
+    </w:p>
+    <w:p>
+      <w:pPr>
+        <w:spacing w:after="200"/>
+      </w:pPr>
+      <w:r>
+        <w:t xml:space="preserve">The system traveled west through the Islamic world, where al-Khwarizmi’s writings helped spread it, and reached Europe through merchants and, in 1202, Fibonacci’s book on calculation. Europeans called the result Arabic numerals and have been slightly wrong about it ever since.</w:t>
+      </w:r>
+    </w:p>
+    <w:p>
+      <w:pPr>
+        <w:spacing w:after="200"/>
+      </w:pPr>
+      <w:r>
+        <w:t xml:space="preserve">The Gupta empire broke up under pressure from nomadic invaders in the 6th century. The subcontinent’s later visitors, from the Delhi sultans and the Mughals to the East India Company, are a story for a later chapter.</w:t>
       </w:r>
     </w:p>
     <w:p>

--- a/The Dolphins' View of History/chapters/09 - The Subcontinent - Zero, Gods, and Glorious Complexity.docx
+++ b/The Dolphins' View of History/chapters/09 - The Subcontinent - Zero, Gods, and Glorious Complexity.docx
@@ -44,7 +44,7 @@
         <w:spacing w:after="200"/>
       </w:pPr>
       <w:r>
-        <w:t xml:space="preserve">The Harappans also had a script, carved on thousands of small stone seals, which nobody has ever managed to read. Some scholars doubt it records a language at all. It makes them one of the very few major civilizations of the ancient world whose own account of itself cannot be read (Crete’s Linear A is another), a filing error dolphin scholarship considers the most tantalizing in the archive. Around 1900 BCE the cities emptied; shifting rivers and a weakening monsoon are the usual suspects, and the case remains open.</w:t>
+        <w:t xml:space="preserve">The Harappans also had a script, carved on thousands of small stone seals, which nobody has ever managed to read. Some scholars doubt it records a language at all. It makes them one of the very few major civilizations of the ancient world whose own account of itself cannot be read (Crete’s Linear A is another), the most tantalizing filing error in the archive. Around 1900 BCE the cities emptied; shifting rivers and a weakening monsoon are the usual suspects, and the case remains open.</w:t>
       </w:r>
     </w:p>
     <w:p>
@@ -72,7 +72,7 @@
         <w:spacing w:after="200"/>
       </w:pPr>
       <w:r>
-        <w:t xml:space="preserve">Hinduism had no single founder, no single founding date, and no single book in charge, which makes it difficult to summarize and, dolphin historians suspect, is rather the point. It grew out of the Vedas, the philosophical Upanishads, and two enormous epics, the Ramayana and the Mahabharata, the second of which is many times longer than the Iliad and the Odyssey combined and contains, in the Bhagavad Gita, one of the most-read conversations in world literature: a warrior and his charioteer discussing duty on the eve of a battle. Its gods are numerous and its interpretations more so. Dolphin scholarship, which has managed perfectly well for fifty million years on about one whistle per individual, finds the range humbling.</w:t>
+        <w:t xml:space="preserve">Hinduism had no single founder, no single founding date, and no single book in charge, which makes it difficult to summarize and is probably rather the point. It grew out of the Vedas, the philosophical Upanishads, and two enormous epics, the Ramayana and the Mahabharata, the second of which is many times longer than the Iliad and the Odyssey combined and contains, in the Bhagavad Gita, one of the most-read conversations in world literature: a warrior and his charioteer discussing duty on the eve of a battle. Its gods are numerous and its interpretations more so. Dolphin scholarship, which has managed perfectly well for fifty million years on about one whistle per individual, finds the range humbling.</w:t>
       </w:r>
     </w:p>
     <w:p>
@@ -104,7 +104,7 @@
         <w:spacing w:after="200"/>
       </w:pPr>
       <w:r>
-        <w:t xml:space="preserve">Political unity came in the 4th century BCE. The Mauryan Empire, founded by Chandragupta around 321 BCE, a few years after Alexander’s weary army turned back at the edge of the subcontinent, ruled most of it. Its chief minister, traditionally Kautilya, is credited with the Arthashastra, a manual of statecraft so cheerfully ruthless, with careful chapters on spies, poisoners, and economic warfare, that dolphin historians describe it as Machiavelli, nearly two thousand years early and with a better index. (Chandragupta’s grandson Ashoka turns up again, in a considerably better mood, in the chapter on the great faiths.)</w:t>
+        <w:t xml:space="preserve">Political unity came in the 4th century BCE. The Mauryan Empire, founded by Chandragupta around 321 BCE, a few years after Alexander’s weary army turned back at the edge of the subcontinent, ruled most of it. Its chief minister, traditionally Kautilya, is credited with the Arthashastra, a manual of statecraft so cheerfully ruthless, with careful chapters on spies, poisoners, and economic warfare, that it reads as Machiavelli, nearly two thousand years early and with a better index. (Chandragupta’s grandson Ashoka turns up again, in a considerably better mood, in the chapter on the great faiths.)</w:t>
       </w:r>
     </w:p>
     <w:p>

--- a/The Dolphins' View of History/chapters/09 - The Subcontinent - Zero, Gods, and Glorious Complexity.docx
+++ b/The Dolphins' View of History/chapters/09 - The Subcontinent - Zero, Gods, and Glorious Complexity.docx
@@ -5,6 +5,7 @@
     <w:p>
       <w:pPr>
         <w:pStyle w:val="Heading1"/>
+        <w:pageBreakBefore/>
         <w:spacing w:after="300"/>
         <w:jc w:val="center"/>
         <w:outlineLvl w:val="0"/>
@@ -15,9 +16,9 @@
           <w:rFonts w:ascii="Amazon Ember" w:cs="Amazon Ember" w:eastAsia="Amazon Ember" w:hAnsi="Amazon Ember"/>
           <w:b/>
           <w:bCs/>
-          <w:color w:val="0000FF"/>
-          <w:sz w:val="36"/>
-          <w:szCs w:val="36"/>
+          <w:color w:val="1F4E79"/>
+          <w:sz w:val="32"/>
+          <w:szCs w:val="32"/>
         </w:rPr>
         <w:t xml:space="preserve">2600 BCE to 550 CE: The Subcontinent — Zero, Gods, and Glorious Complexity</w:t>
       </w:r>
@@ -156,7 +157,7 @@
       </w:r>
     </w:p>
     <w:sectPr>
-      <w:pgSz w:w="12240" w:h="15840" w:orient="portrait"/>
+      <w:pgSz w:w="8640" w:h="12960" w:orient="portrait"/>
       <w:pgMar w:top="1440" w:right="1440" w:bottom="1440" w:left="1440" w:header="708" w:footer="708" w:gutter="0"/>
       <w:pgNumType/>
       <w:docGrid w:linePitch="360"/>

--- a/The Dolphins' View of History/chapters/09 - The Subcontinent - Zero, Gods, and Glorious Complexity.docx
+++ b/The Dolphins' View of History/chapters/09 - The Subcontinent - Zero, Gods, and Glorious Complexity.docx
@@ -113,7 +113,7 @@
         <w:spacing w:after="200"/>
       </w:pPr>
       <w:r>
-        <w:t xml:space="preserve">The Gupta period, from about 320 to 550 CE, is what historians call India’s golden age, and the dolphins, for once, agree with them, chiefly on account of numbers. Indian mathematicians perfected a place-value system in which ten symbols, including a zero, can write any number there is. A dot marking an empty place appears in Indian manuscripts within the first few centuries CE, and by 628 CE Brahmagupta was writing out rules for arithmetic with zero treated as a number in its own right. Aryabhata, working in the 5th century, calculated pi to four decimal places and proposed that the apparent turning of the heavens was caused by the Earth turning on its axis. The Gupta era also gave the world chaturanga, the ancestor of chess, a game in which armies fight on a small board, presumably in the hope that people would keep it there.</w:t>
+        <w:t xml:space="preserve">The Gupta period, from about 320 to 550 CE, is what an older generation of historians called India’s golden age, a label current scholarship treats with some suspicion, since it mostly describes a flowering of Sanskrit court culture for a literate elite in the north rather than a uniform experience across a subcontinent this chapter has otherwise insisted on treating as too varied for one label. The dolphins, who have no court and no capital, sidestep the politics of the label and agree only on the numbers. Indian mathematicians perfected a place-value system in which ten symbols, including a zero, can write any number there is. A dot marking an empty place appears in Indian manuscripts within the first few centuries CE, and by 628 CE Brahmagupta was writing out rules for arithmetic with zero treated as a number in its own right. Aryabhata, working in the 5th century, calculated pi to four decimal places and proposed that the apparent turning of the heavens was caused by the Earth turning on its axis. The Gupta era also gave the world chaturanga, the ancestor of chess, a game in which armies fight on a small board, presumably in the hope that people would keep it there.</w:t>
       </w:r>
     </w:p>
     <w:p>

--- a/The Dolphins' View of History/chapters/09 - The Subcontinent - Zero, Gods, and Glorious Complexity.docx
+++ b/The Dolphins' View of History/chapters/09 - The Subcontinent - Zero, Gods, and Glorious Complexity.docx
@@ -97,7 +97,7 @@
         <w:spacing w:after="200"/>
       </w:pPr>
       <w:r>
-        <w:t xml:space="preserve">Dolphin scholarship extends the Jains the same warm professional regard it will later extend to the Amish, and for the same reason: they looked at the ability to do harm and voted, on purpose, for less of it. Their idea outlived every empire in this chapter and, some twenty-five centuries later, turned up in the luggage of a lawyer from Gujarat named Gandhi.</w:t>
+        <w:t xml:space="preserve">Dolphin scholarship extends the Jains the same warm professional regard it will later extend to the Amish, and for the same reason: they looked at the ability to do harm and voted, on purpose, for less of it. Their idea outlived every empire in this chapter and, filtered through a Gujarati upbringing already steeped in Jain and Vaishnava ideas of non-harm and then fused with Tolstoy’s Christian pacifism and Thoreau’s civil disobedience, resurfaced twenty-five centuries later in the practice of a lawyer named Gandhi.</w:t>
       </w:r>
     </w:p>
     <w:p>
